--- a/PP-salygos/templates/ND_LTEN_SPS.docx
+++ b/PP-salygos/templates/ND_LTEN_SPS.docx
@@ -11014,7 +11014,7 @@
                 <w:sz w:val="20"/>
                 <w:szCs w:val="20"/>
               </w:rPr>
-              <w:t xml:space="preserve">Nurodyti dokumentai turi būti išduoti ne anksčiau kaip 180 dienų iki tos dienos, kai tiekėjas perkančiojo subjekto prašymu turės pateikti pašalinimo pagrindų nebuvimą patvirtinančius dokumentus. Pavyzdys: Jeigu perkantysis subjektas 2022-10-10 kreipėsi į tiekėją prašydama iki 2022-10-14 pateikti įrodančius dokumentus, jie turi būti išduoti ne anksčiau kaip 180 dienų, jas skaičiuojant atgal nuo 2022-10-14. </w:t>
+              <w:t xml:space="preserve">Nurodyti dokumentai turi būti išduoti ne anksčiau kaip 180 dienų iki tos dienos, kai tiekėjas perkančiojo subjekto prašymu turės pateikti pašalinimo pagrindų nebuvimą patvirtinančius dokumentus. Pavyzdys: Jeigu perkantysis subjektas 2022-10-10 kreipėsi į tiekėją prašydamas iki 2022-10-14 pateikti įrodančius dokumentus, jie turi būti išduoti ne anksčiau kaip 180 dienų, jas skaičiuojant atgal nuo 2022-10-14. </w:t>
             </w:r>
           </w:p>
           <w:p>
@@ -11713,7 +11713,7 @@
                 <w:sz w:val="20"/>
                 <w:szCs w:val="20"/>
               </w:rPr>
-              <w:t xml:space="preserve">Prireikus, Perkantysis subjektas turi teisę prašyti pateikti valstybės įmonės Registrų centro Lietuvos Respublikos Vyriausybės nustatyta tvarka išduoto dokumento, patvirtinančio jungtinius kompetentingų institucijų tvarkomus duomenis. Tokiu atveju dokumentas turi būti  išduotas ne anksčiau kaip 120 dienų iki tos dienos, kai tiekėjas perkančiojo subjekto prašymu turės pateikti pašalinimo pagrindų nebuvimą patvirtinančius dokumentus. Pavyzdys: Jeigu perkantysis subjektas 2022-10-10 kreipėsi į tiekėją prašydama iki 2022-10-14 pateikti įrodančius dokumentus, jie turi būti išduoti ne anksčiau kaip 120 </w:t>
+              <w:t xml:space="preserve">Prireikus, Perkantysis subjektas turi teisę prašyti pateikti valstybės įmonės Registrų centro Lietuvos Respublikos Vyriausybės nustatyta tvarka išduoto dokumento, patvirtinančio jungtinius kompetentingų institucijų tvarkomus duomenis. Tokiu atveju dokumentas turi būti  išduotas ne anksčiau kaip 120 dienų iki tos dienos, kai tiekėjas perkančiojo subjekto prašymu turės pateikti pašalinimo pagrindų nebuvimą patvirtinančius dokumentus. Pavyzdys: Jeigu perkantysis subjektas 2022-10-10 kreipėsi į tiekėją prašydamas iki 2022-10-14 pateikti įrodančius dokumentus, jie turi būti išduoti ne anksčiau kaip 120 </w:t>
             </w:r>
             <w:r>
               <w:rPr>
@@ -31336,7 +31336,7 @@
                 <w:sz w:val="20"/>
                 <w:szCs w:val="20"/>
               </w:rPr>
-              <w:t>12</w:t>
+              <w:t>13</w:t>
             </w:r>
             <w:r>
               <w:rPr>
@@ -31603,7 +31603,7 @@
                 <w:szCs w:val="20"/>
                 <w:lang w:val="en-GB"/>
               </w:rPr>
-              <w:t xml:space="preserve">Annex 12 to the </w:t>
+              <w:t xml:space="preserve">Annex 13 to the </w:t>
             </w:r>
             <w:r>
               <w:rPr>

--- a/PP-salygos/templates/ND_LTEN_SPS.docx
+++ b/PP-salygos/templates/ND_LTEN_SPS.docx
@@ -11883,7 +11883,7 @@
                 <w:szCs w:val="20"/>
                 <w:lang w:val="en-GB"/>
               </w:rPr>
-              <w:t>For entities established in Lithuania, no supporting documents are required—submission of the ESPD is sufficient. The contracting entity independently verifies the data in the national database at:</w:t>
+              <w:t>For entities established in Lithuania, no supporting documents are required - submission of the ESPD is sufficient. The contracting entity independently verifies the data in the national database at:</w:t>
             </w:r>
           </w:p>
           <w:p>

--- a/PP-salygos/templates/ND_LTEN_SPS.docx
+++ b/PP-salygos/templates/ND_LTEN_SPS.docx
@@ -3672,7 +3672,7 @@
                 <w:szCs w:val="20"/>
                 <w:lang w:val="en-GB"/>
               </w:rPr>
-              <w:t>The minimum requirements set by the Contracting entity for the Procurement object  are the following: ___________________________________</w:t>
+              <w:t>The minimum requirements set by the Contracting entity for the Procurement object are the following: ___________________________________</w:t>
             </w:r>
           </w:p>
         </w:tc>
@@ -3955,7 +3955,7 @@
                 <w:szCs w:val="20"/>
                 <w:lang w:val="en-GB"/>
               </w:rPr>
-              <w:t>The Object of the Procurement is related to national security matters. The Supplier undertakes that the offered goods (including their manufacturers), services or works will not endanger national security,  when on the basis of the contract agreement, the circumstances defined in Article of  13 Part 4 (1) the Law on the Protection of Objects of Importance for Ensuring National Security of the Republic of Lithuania deem to arise, and:</w:t>
+              <w:t>The Object of the Procurement is related to national security matters. The Supplier undertakes that the offered goods (including their manufacturers), services or works will not endanger national security, when on the basis of the contract agreement, the circumstances defined in Article of 13 Part 4 (1) the Law on the Protection of Objects of Importance for Ensuring National Security of the Republic of Lithuania deem to arise, and:</w:t>
             </w:r>
           </w:p>
         </w:tc>
@@ -4791,7 +4791,7 @@
                 <w:sz w:val="20"/>
                 <w:szCs w:val="20"/>
               </w:rPr>
-              <w:t xml:space="preserve">pagrindžiančius dokumentus ir kitus dokumentus, nurodytus šio punkto 1 ir  </w:t>
+              <w:t xml:space="preserve">pagrindžiančius dokumentus ir kitus dokumentus, nurodytus šio punkto 1 ir </w:t>
             </w:r>
             <w:r>
               <w:rPr>
@@ -4807,7 +4807,7 @@
                 <w:sz w:val="20"/>
                 <w:szCs w:val="20"/>
               </w:rPr>
-              <w:t xml:space="preserve">  lentelėse, prašoma pateikti visų Tiekėjų su Pirminiu pasiūlymu</w:t>
+              <w:t xml:space="preserve"> lentelėse, prašoma pateikti visų Tiekėjų su Pirminiu pasiūlymu</w:t>
             </w:r>
             <w:r>
               <w:rPr>
@@ -4926,7 +4926,7 @@
                 <w:szCs w:val="20"/>
                 <w:lang w:val="en-GB"/>
               </w:rPr>
-              <w:t xml:space="preserve"> (hereinafter – ESPD) </w:t>
+              <w:t xml:space="preserve">(hereinafter – ESPD) </w:t>
             </w:r>
             <w:r>
               <w:rPr>
@@ -5302,7 +5302,7 @@
                 <w:szCs w:val="20"/>
                 <w:lang w:val="en-GB"/>
               </w:rPr>
-              <w:t xml:space="preserve"> (hereinafter – ESPD) </w:t>
+              <w:t xml:space="preserve">(hereinafter – ESPD) </w:t>
             </w:r>
             <w:r>
               <w:rPr>
@@ -5853,7 +5853,7 @@
                 <w:sz w:val="20"/>
                 <w:szCs w:val="20"/>
               </w:rPr>
-              <w:t xml:space="preserve">„e-Certis“ adresu:  </w:t>
+              <w:t xml:space="preserve">„e-Certis“ adresu: </w:t>
             </w:r>
             <w:hyperlink r:id="rId15" w:history="1">
               <w:r>
@@ -6951,7 +6951,7 @@
                 <w:sz w:val="20"/>
                 <w:szCs w:val="20"/>
               </w:rPr>
-              <w:t xml:space="preserve">„e-Certis“ adresu:  </w:t>
+              <w:t xml:space="preserve">„e-Certis“ adresu: </w:t>
             </w:r>
             <w:hyperlink r:id="rId16" w:history="1">
               <w:r>
@@ -7395,7 +7395,7 @@
                 <w:sz w:val="20"/>
                 <w:szCs w:val="20"/>
               </w:rPr>
-              <w:t xml:space="preserve">„e-Certis“ adresu:  </w:t>
+              <w:t xml:space="preserve">„e-Certis“ adresu: </w:t>
             </w:r>
             <w:hyperlink r:id="rId17" w:history="1">
               <w:r>
@@ -7975,7 +7975,7 @@
                 <w:sz w:val="20"/>
                 <w:szCs w:val="20"/>
               </w:rPr>
-              <w:t xml:space="preserve">„e-Certis“ adresu:  </w:t>
+              <w:t xml:space="preserve">„e-Certis“ adresu: </w:t>
             </w:r>
             <w:hyperlink r:id="rId18" w:history="1">
               <w:r>
@@ -8622,7 +8622,7 @@
                 <w:sz w:val="20"/>
                 <w:szCs w:val="20"/>
               </w:rPr>
-              <w:t xml:space="preserve">„e-Certis“ adresu:  </w:t>
+              <w:t xml:space="preserve">„e-Certis“ adresu: </w:t>
             </w:r>
             <w:hyperlink r:id="rId21" w:history="1">
               <w:r>
@@ -9160,7 +9160,7 @@
                 <w:sz w:val="20"/>
                 <w:szCs w:val="20"/>
               </w:rPr>
-              <w:t xml:space="preserve">„e-Certis“ adresu:  </w:t>
+              <w:t xml:space="preserve">„e-Certis“ adresu: </w:t>
             </w:r>
             <w:hyperlink r:id="rId25" w:history="1">
               <w:r>
@@ -9568,7 +9568,7 @@
                 <w:sz w:val="20"/>
                 <w:szCs w:val="20"/>
               </w:rPr>
-              <w:t>„e-Certis“ adresu:  https://ec.europa.eu/tools/ecertis/.</w:t>
+              <w:t>„e-Certis“ adresu: https://ec.europa.eu/tools/ecertis/.</w:t>
             </w:r>
           </w:p>
         </w:tc>
@@ -11713,7 +11713,7 @@
                 <w:sz w:val="20"/>
                 <w:szCs w:val="20"/>
               </w:rPr>
-              <w:t xml:space="preserve">Prireikus, Perkantysis subjektas turi teisę prašyti pateikti valstybės įmonės Registrų centro Lietuvos Respublikos Vyriausybės nustatyta tvarka išduoto dokumento, patvirtinančio jungtinius kompetentingų institucijų tvarkomus duomenis. Tokiu atveju dokumentas turi būti  išduotas ne anksčiau kaip 120 dienų iki tos dienos, kai tiekėjas perkančiojo subjekto prašymu turės pateikti pašalinimo pagrindų nebuvimą patvirtinančius dokumentus. Pavyzdys: Jeigu perkantysis subjektas 2022-10-10 kreipėsi į tiekėją prašydamas iki 2022-10-14 pateikti įrodančius dokumentus, jie turi būti išduoti ne anksčiau kaip 120 </w:t>
+              <w:t xml:space="preserve">Prireikus, Perkantysis subjektas turi teisę prašyti pateikti valstybės įmonės Registrų centro Lietuvos Respublikos Vyriausybės nustatyta tvarka išduoto dokumento, patvirtinančio jungtinius kompetentingų institucijų tvarkomus duomenis. Tokiu atveju dokumentas turi būti išduotas ne anksčiau kaip 120 dienų iki tos dienos, kai tiekėjas perkančiojo subjekto prašymu turės pateikti pašalinimo pagrindų nebuvimą patvirtinančius dokumentus. Pavyzdys: Jeigu perkantysis subjektas 2022-10-10 kreipėsi į tiekėją prašydamas iki 2022-10-14 pateikti įrodančius dokumentus, jie turi būti išduoti ne anksčiau kaip 120 </w:t>
             </w:r>
             <w:r>
               <w:rPr>
@@ -12234,7 +12234,7 @@
                 <w:sz w:val="20"/>
                 <w:szCs w:val="20"/>
               </w:rPr>
-              <w:t>„e-Certis“ adresu:  https://ec.europa.eu/tools/ecertis/.</w:t>
+              <w:t>„e-Certis“ adresu: https://ec.europa.eu/tools/ecertis/.</w:t>
             </w:r>
           </w:p>
           <w:p>
@@ -13404,7 +13404,7 @@
                 <w:sz w:val="20"/>
                 <w:szCs w:val="20"/>
               </w:rPr>
-              <w:t xml:space="preserve"> netikrinama, tačiau Tiekėjas  įsipareigoja, kad pirkimo sutartį vykdys tik tokią teisę turintys asmenys. Atitinkami reikalavimai nurodyti</w:t>
+              <w:t xml:space="preserve"> netikrinama, tačiau Tiekėjas įsipareigoja, kad pirkimo sutartį vykdys tik tokią teisę turintys asmenys. Atitinkami reikalavimai nurodyti</w:t>
             </w:r>
             <w:r>
               <w:rPr>
@@ -13628,7 +13628,7 @@
                 <w:sz w:val="20"/>
                 <w:szCs w:val="20"/>
               </w:rPr>
-              <w:t xml:space="preserve"> pateikia Tiekėjas/Tiekėjų grupė, tai Tiekėjas/ visi Tiekėjų grupės nariai privalo neturėti SPS 3.1 punkto 1 lentelės 1-</w:t>
+              <w:t xml:space="preserve">pateikia Tiekėjas/Tiekėjų grupė, tai Tiekėjas/ visi Tiekėjų grupės nariai privalo neturėti SPS 3.1 punkto 1 lentelės 1-</w:t>
             </w:r>
             <w:r>
               <w:rPr>
@@ -14054,7 +14054,7 @@
                 <w:sz w:val="20"/>
                 <w:szCs w:val="20"/>
               </w:rPr>
-              <w:t xml:space="preserve"> teikia Tiekėjų grupė – reikalavimą turi atitikti kiekvienas Tiekėjų grupės narys, pagal jų prisiimamus įsipareigojimus Sutarčiai vykdyti; </w:t>
+              <w:t xml:space="preserve">teikia Tiekėjų grupė – reikalavimą turi atitikti kiekvienas Tiekėjų grupės narys, pagal jų prisiimamus įsipareigojimus Sutarčiai vykdyti; </w:t>
             </w:r>
           </w:p>
         </w:tc>
@@ -14100,7 +14100,7 @@
                 <w:szCs w:val="20"/>
                 <w:lang w:val="en-US"/>
               </w:rPr>
-              <w:t xml:space="preserve"> is submitted by a group of Suppliers, the requirement must be met by each member (s) of the group of Suppliers, in accordance with their obligations to perform the Contract;  </w:t>
+              <w:t xml:space="preserve">is submitted by a group of Suppliers, the requirement must be met by each member (s) of the group of Suppliers, in accordance with their obligations to perform the Contract;  </w:t>
             </w:r>
           </w:p>
         </w:tc>
@@ -14442,7 +14442,7 @@
                 <w:sz w:val="20"/>
                 <w:szCs w:val="20"/>
               </w:rPr>
-              <w:t xml:space="preserve"> teikia Tiekėjų grupė – reikalavimą turi atitikti visi kartu (pajėgumai sumuojami); </w:t>
+              <w:t xml:space="preserve">teikia Tiekėjų grupė – reikalavimą turi atitikti visi kartu (pajėgumai sumuojami); </w:t>
             </w:r>
           </w:p>
         </w:tc>
@@ -14488,7 +14488,7 @@
                 <w:szCs w:val="20"/>
                 <w:lang w:val="en-US"/>
               </w:rPr>
-              <w:t xml:space="preserve"> is submitted by a group of Suppliers - the requirement must be met by all together (capacities are summed up);</w:t>
+              <w:t xml:space="preserve">is submitted by a group of Suppliers - the requirement must be met by all together (capacities are summed up);</w:t>
             </w:r>
           </w:p>
         </w:tc>
@@ -15102,7 +15102,7 @@
                 <w:szCs w:val="20"/>
                 <w:lang w:val="en-US"/>
               </w:rPr>
-              <w:t xml:space="preserve"> is submitted by a group of Suppliers, the requirement must be met by all members </w:t>
+              <w:t xml:space="preserve">is submitted by a group of Suppliers, the requirement must be met by all members </w:t>
             </w:r>
             <w:r>
               <w:rPr>
@@ -15464,7 +15464,7 @@
                 <w:sz w:val="20"/>
                 <w:szCs w:val="20"/>
               </w:rPr>
-              <w:t xml:space="preserve"> teikia Tiekėjų grupė – reikalavimą turi atitikti Tiekėjų grupės nario specialistai, atsižvelgiant į jų prisiimamus įsipareigojimus Sutarčiai vykdyti; </w:t>
+              <w:t xml:space="preserve">teikia Tiekėjų grupė – reikalavimą turi atitikti Tiekėjų grupės nario specialistai, atsižvelgiant į jų prisiimamus įsipareigojimus Sutarčiai vykdyti; </w:t>
             </w:r>
           </w:p>
         </w:tc>
@@ -15521,7 +15521,7 @@
                 <w:szCs w:val="20"/>
                 <w:lang w:val="en-US"/>
               </w:rPr>
-              <w:t xml:space="preserve"> is </w:t>
+              <w:t xml:space="preserve">is </w:t>
             </w:r>
             <w:r>
               <w:rPr>
@@ -16236,7 +16236,7 @@
                 <w:sz w:val="20"/>
                 <w:szCs w:val="20"/>
               </w:rPr>
-              <w:t xml:space="preserve"> pateikimo termino pabaigos.</w:t>
+              <w:t xml:space="preserve">pateikimo termino pabaigos.</w:t>
             </w:r>
           </w:p>
         </w:tc>
@@ -16758,7 +16758,7 @@
                 <w:szCs w:val="20"/>
                 <w:lang w:val="en-GB"/>
               </w:rPr>
-              <w:t xml:space="preserve">by the Supplier that for  compliance with requirements set in </w:t>
+              <w:t xml:space="preserve">by the Supplier that for compliance with requirements set in </w:t>
             </w:r>
             <w:r>
               <w:rPr>
@@ -17034,7 +17034,7 @@
                 <w:sz w:val="20"/>
                 <w:szCs w:val="20"/>
               </w:rPr>
-              <w:t xml:space="preserve">. Tiekėjai privalo deklaruoti atitiktį kitiems reikalavimams ir  (arba) pateikti dokumentus, pagrindžiančius atitiktį šiems reikalavimams, </w:t>
+              <w:t xml:space="preserve">. Tiekėjai privalo deklaruoti atitiktį kitiems reikalavimams ir (arba) pateikti dokumentus, pagrindžiančius atitiktį šiems reikalavimams, </w:t>
             </w:r>
             <w:r>
               <w:rPr>
@@ -17164,7 +17164,7 @@
                 <w:sz w:val="20"/>
                 <w:szCs w:val="20"/>
               </w:rPr>
-              <w:t xml:space="preserve">Atitiktį kitiems reikalavimams Tiekėjai privalo deklaruoti ir  (arba) pateikti dokumentus, pagrindžiančius atitiktį šiems reikalavimams, </w:t>
+              <w:t xml:space="preserve">Atitiktį kitiems reikalavimams Tiekėjai privalo deklaruoti ir (arba) pateikti dokumentus, pagrindžiančius atitiktį šiems reikalavimams, </w:t>
             </w:r>
             <w:r>
               <w:rPr>
@@ -17261,7 +17261,7 @@
                 <w:sz w:val="20"/>
                 <w:szCs w:val="20"/>
               </w:rPr>
-              <w:t>. Tiekėjai privalo deklaruoti atitiktį kitiems reikalavimams ir  (arba) pateikti dokumentus, pagrindžiančius atitiktį šiems reikalavimams</w:t>
+              <w:t>. Tiekėjai privalo deklaruoti atitiktį kitiems reikalavimams ir (arba) pateikti dokumentus, pagrindžiančius atitiktį šiems reikalavimams</w:t>
             </w:r>
             <w:r>
               <w:rPr>
@@ -17702,7 +17702,7 @@
                 <w:szCs w:val="20"/>
                 <w:lang w:val="en-GB"/>
               </w:rPr>
-              <w:t>The procurement is subject to  o</w:t>
+              <w:t>The procurement is subject to o</w:t>
             </w:r>
             <w:r>
               <w:rPr>
@@ -18422,7 +18422,7 @@
                 <w:sz w:val="20"/>
                 <w:szCs w:val="20"/>
               </w:rPr>
-              <w:t xml:space="preserve"> PIRMINIU </w:t>
+              <w:t xml:space="preserve">PIRMINIU </w:t>
             </w:r>
             <w:r>
               <w:rPr>
@@ -19694,7 +19694,7 @@
                 <w:sz w:val="20"/>
                 <w:szCs w:val="20"/>
               </w:rPr>
-              <w:t xml:space="preserve"> prieda</w:t>
+              <w:t xml:space="preserve">prieda</w:t>
             </w:r>
             <w:r>
               <w:rPr>
@@ -20115,7 +20115,7 @@
                 <w:sz w:val="20"/>
                 <w:szCs w:val="20"/>
               </w:rPr>
-              <w:t>Dokumentai, kuriuose nenurodytas galiojimo terminas, turi būti  išduoti ar atspausdinti iš informacinės sistemos ne anksčiau kaip prieš tris mėnesius iki tos dienos, kai Perkančiojo subjekto prašymu Tiekėjas turi pateikti dokumentus.</w:t>
+              <w:t>Dokumentai, kuriuose nenurodytas galiojimo terminas, turi būti išduoti ar atspausdinti iš informacinės sistemos ne anksčiau kaip prieš tris mėnesius iki tos dienos, kai Perkančiojo subjekto prašymu Tiekėjas turi pateikti dokumentus.</w:t>
             </w:r>
           </w:p>
           <w:p>
@@ -20354,7 +20354,7 @@
                 <w:szCs w:val="20"/>
                 <w:lang w:val="en-US"/>
               </w:rPr>
-              <w:t xml:space="preserve"> Economic entity whose capacity is relied on, the manufacturer of the goods offered by the Supplier or the person controlling them is a legal entity:</w:t>
+              <w:t xml:space="preserve">Economic entity whose capacity is relied on, the manufacturer of the goods offered by the Supplier or the person controlling them is a legal entity:</w:t>
             </w:r>
           </w:p>
           <w:p>
@@ -21050,7 +21050,7 @@
                 <w:szCs w:val="20"/>
                 <w:lang w:val="en-GB"/>
               </w:rPr>
-              <w:t>the goods  do not originate or the services are not provided from countries or territories included in the list provided for in Article 92 (15) of the LPP;</w:t>
+              <w:t>the goods do not originate or the services are not provided from countries or territories included in the list provided for in Article 92 (15) of the LPP;</w:t>
             </w:r>
           </w:p>
         </w:tc>
@@ -21318,7 +21318,7 @@
                 <w:szCs w:val="20"/>
                 <w:lang w:val="en-US"/>
               </w:rPr>
-              <w:t xml:space="preserve"> proving the origin of the goods (certificate of origin, manufacturer's declaration or other document </w:t>
+              <w:t xml:space="preserve">proving the origin of the goods (certificate of origin, manufacturer's declaration or other document </w:t>
             </w:r>
             <w:r>
               <w:rPr>
@@ -21467,7 +21467,7 @@
                 <w:lang w:val="en-GB"/>
               </w:rPr>
               <w:lastRenderedPageBreak/>
-              <w:t>and / or 2  of this table do not meet national security interests;</w:t>
+              <w:t>and / or 2 of this table do not meet national security interests;</w:t>
             </w:r>
           </w:p>
         </w:tc>
@@ -21679,7 +21679,7 @@
                 <w:sz w:val="20"/>
                 <w:szCs w:val="20"/>
               </w:rPr>
-              <w:t xml:space="preserve"> ir nėra ūkio subjektų grupės, kurios bet kuris narys vykdo veiklą VPĮ  92 straipsnio 15 dalyje numatytame sąraše nurodytose valstybėse ar teritorijose, narys arba jos vadovas, kitas valdymo ar priežiūros organo narys ar kitas (kiti) asmuo (asmenys), turintis (turintys) teisę atstovauti Tiekėjui, Subtiekėjui, Ūkio subjektui, kurio pajėgumais remiamasi, ar jį kontroliuoti, jo vardu priimti sprendimą, sudaryti sandorį, ir tokiu būdu dalyvauja tokių Ūkio subjektų grupių ir (ar) Ūkio subjektų veikloje.</w:t>
+              <w:t xml:space="preserve"> ir nėra ūkio subjektų grupės, kurios bet kuris narys vykdo veiklą VPĮ 92 straipsnio 15 dalyje numatytame sąraše nurodytose valstybėse ar teritorijose, narys arba jos vadovas, kitas valdymo ar priežiūros organo narys ar kitas (kiti) asmuo (asmenys), turintis (turintys) teisę atstovauti Tiekėjui, Subtiekėjui, Ūkio subjektui, kurio pajėgumais remiamasi, ar jį kontroliuoti, jo vardu priimti sprendimą, sudaryti sandorį, ir tokiu būdu dalyvauja tokių Ūkio subjektų grupių ir (ar) Ūkio subjektų veikloje.</w:t>
             </w:r>
             <w:commentRangeEnd w:id="15"/>
             <w:r>
@@ -22246,7 +22246,7 @@
                 <w:szCs w:val="20"/>
                 <w:lang w:val="en-GB" w:eastAsia="lt-LT"/>
               </w:rPr>
-              <w:t>the manufacturer of the goods  or the person controlling it is not registered (if the manufacturer or the person controlling it is not a natural person, permanently residing or having nationality) in the countries or territories</w:t>
+              <w:t>the manufacturer of the goods or the person controlling it is not registered (if the manufacturer or the person controlling it is not a natural person, permanently residing or having nationality) in the countries or territories</w:t>
             </w:r>
             <w:r>
               <w:rPr>
@@ -22412,7 +22412,7 @@
                 <w:sz w:val="20"/>
                 <w:szCs w:val="20"/>
               </w:rPr>
-              <w:t xml:space="preserve"> </w:t>
+              <w:t xml:space="preserve"/>
             </w:r>
             <w:r>
               <w:rPr>
@@ -22942,7 +22942,7 @@
                 <w:sz w:val="20"/>
                 <w:szCs w:val="20"/>
               </w:rPr>
-              <w:t xml:space="preserve">Dokumentai, kuriuose nenurodytas galiojimo terminas, turi būti  išduoti ar atspausdinti iš informacinės sistemos ne anksčiau kaip prieš tris mėnesius iki tos dienos, kai Perkančiojo </w:t>
+              <w:t xml:space="preserve">Dokumentai, kuriuose nenurodytas galiojimo terminas, turi būti išduoti ar atspausdinti iš informacinės sistemos ne anksčiau kaip prieš tris mėnesius iki tos dienos, kai Perkančiojo </w:t>
             </w:r>
             <w:r>
               <w:rPr>
@@ -23213,7 +23213,7 @@
                 <w:szCs w:val="20"/>
                 <w:lang w:val="en-US"/>
               </w:rPr>
-              <w:t>and their controlling persons,  shall be submitted:</w:t>
+              <w:t>and their controlling persons, shall be submitted:</w:t>
             </w:r>
           </w:p>
           <w:p>
@@ -23270,7 +23270,7 @@
                 <w:szCs w:val="20"/>
                 <w:lang w:val="en-US"/>
               </w:rPr>
-              <w:t xml:space="preserve"> </w:t>
+              <w:t xml:space="preserve"/>
             </w:r>
             <w:r>
               <w:rPr>
@@ -23500,7 +23500,7 @@
                 <w:szCs w:val="20"/>
                 <w:lang w:val="en-US"/>
               </w:rPr>
-              <w:t>If the Supplier, its Sub-suppliers, the members of the Supplier group,  Economic entities whose capacity</w:t>
+              <w:t>If the Supplier, its Sub-suppliers, the members of the Supplier group, Economic entities whose capacity</w:t>
             </w:r>
             <w:r>
               <w:rPr>
@@ -24143,7 +24143,7 @@
                 <w:sz w:val="20"/>
                 <w:szCs w:val="20"/>
               </w:rPr>
-              <w:t xml:space="preserve"> ar </w:t>
+              <w:t xml:space="preserve">ar </w:t>
             </w:r>
             <w:r>
               <w:rPr>
@@ -24537,7 +24537,7 @@
                 <w:sz w:val="20"/>
                 <w:szCs w:val="20"/>
               </w:rPr>
-              <w:t>Pirkime negali dalyvauti Tiekėjai, Subtiekėjai, Tiekėjų grupės nariai, Ūkio subjektai, kurių pajėgumais remiamasi, kuriems ar jų siūlomų prekių gamintojui, juos kontroliuojantiems juridiniams ir (ar) fiziniams  asmenims taikomos Jungtinių Tautų saugumo tarybos, Europos Sąjungos, kitų tarptautinių organizacijų, kurių narė yra arba kuriose dalyvauja Lietuvos Respublika bei Jungtinių Amerikos Valstijų sankcijos (ribojamosios priemonės).</w:t>
+              <w:t>Pirkime negali dalyvauti Tiekėjai, Subtiekėjai, Tiekėjų grupės nariai, Ūkio subjektai, kurių pajėgumais remiamasi, kuriems ar jų siūlomų prekių gamintojui, juos kontroliuojantiems juridiniams ir (ar) fiziniams asmenims taikomos Jungtinių Tautų saugumo tarybos, Europos Sąjungos, kitų tarptautinių organizacijų, kurių narė yra arba kuriose dalyvauja Lietuvos Respublika bei Jungtinių Amerikos Valstijų sankcijos (ribojamosios priemonės).</w:t>
             </w:r>
           </w:p>
         </w:tc>
@@ -24603,7 +24603,7 @@
                 <w:szCs w:val="20"/>
               </w:rPr>
               <w:lastRenderedPageBreak/>
-              <w:t>Atitikimas reikalavimui turi būti deklaruojamas Pasiūlyme (SPS 1  prieda</w:t>
+              <w:t>Atitikimas reikalavimui turi būti deklaruojamas Pasiūlyme (SPS 1 prieda</w:t>
             </w:r>
             <w:r>
               <w:rPr>
@@ -26026,7 +26026,7 @@
                 <w:sz w:val="20"/>
                 <w:szCs w:val="20"/>
               </w:rPr>
-              <w:t xml:space="preserve">EPSO-G įmonių grupės  </w:t>
+              <w:t xml:space="preserve">EPSO-G įmonių grupės </w:t>
             </w:r>
             <w:r>
               <w:rPr>
@@ -26236,7 +26236,7 @@
                 <w:szCs w:val="20"/>
                 <w:lang w:val="en-GB"/>
               </w:rPr>
-              <w:t xml:space="preserve"> of August, 2025  and the EPSO-G Company </w:t>
+              <w:t xml:space="preserve"> of August, 2025 and the EPSO-G Company </w:t>
             </w:r>
             <w:r>
               <w:rPr>
@@ -26699,7 +26699,7 @@
                 <w:sz w:val="20"/>
                 <w:szCs w:val="20"/>
               </w:rPr>
-              <w:t xml:space="preserve">Jei Tiekėjas/Tiekėjų grupės narys šį klausimyną yra pildęs ne anksčiau kaip prieš 12 mėnesių iki Perkančiojo subjekto prašymo pateikimo ir informacija yra nepasikeitusi, jis gali nepildyti klausimyno, bet per klausimynui užpildyti skirtą terminą pateikti laisvos formos patvirtinimą, kad anksčiau šio tiekėjo  užpildytame Veiklos partnerių patikros </w:t>
+              <w:t xml:space="preserve">Jei Tiekėjas/Tiekėjų grupės narys šį klausimyną yra pildęs ne anksčiau kaip prieš 12 mėnesių iki Perkančiojo subjekto prašymo pateikimo ir informacija yra nepasikeitusi, jis gali nepildyti klausimyno, bet per klausimynui užpildyti skirtą terminą pateikti laisvos formos patvirtinimą, kad anksčiau šio tiekėjo užpildytame Veiklos partnerių patikros </w:t>
             </w:r>
             <w:r>
               <w:rPr>
@@ -26746,7 +26746,7 @@
                 <w:sz w:val="20"/>
                 <w:szCs w:val="20"/>
               </w:rPr>
-              <w:t xml:space="preserve">Perkantysis subjektas atliks su tiekėju (tiekėjų grupės nariais, subtiekėjais) susijusių duomenų iš klausimyno ir (ar) prieinamų šaltinių įvertinimą  veiklos partnerio rizikos aspektu. Per Perkančiojo subjekto nustatytą terminą neužpildžius klausimyno, Tiekėjo pasiūlymas bus atmetamas.  </w:t>
+              <w:t xml:space="preserve">Perkantysis subjektas atliks su tiekėju (tiekėjų grupės nariais, subtiekėjais) susijusių duomenų iš klausimyno ir (ar) prieinamų šaltinių įvertinimą veiklos partnerio rizikos aspektu. Per Perkančiojo subjekto nustatytą terminą neužpildžius klausimyno, Tiekėjo pasiūlymas bus atmetamas.  </w:t>
             </w:r>
           </w:p>
           <w:p>
@@ -26843,7 +26843,7 @@
                 <w:sz w:val="20"/>
                 <w:szCs w:val="20"/>
               </w:rPr>
-              <w:t xml:space="preserve"> sudaryti veiksmų vykdymo planą siekiant išvengti ar  mažinti nustatytas rizikas.</w:t>
+              <w:t xml:space="preserve"> sudaryti veiksmų vykdymo planą siekiant išvengti ar mažinti nustatytas rizikas.</w:t>
             </w:r>
           </w:p>
           <w:p>
@@ -29543,7 +29543,7 @@
                 <w:sz w:val="20"/>
                 <w:szCs w:val="20"/>
               </w:rPr>
-              <w:t xml:space="preserve"> po Derybų bus prašoma Galutinio pasiūlymo)</w:t>
+              <w:t xml:space="preserve">po Derybų bus prašoma Galutinio pasiūlymo)</w:t>
             </w:r>
             <w:r>
               <w:rPr>
@@ -31694,7 +31694,7 @@
                 <w:szCs w:val="20"/>
                 <w:lang w:val="en-GB"/>
               </w:rPr>
-              <w:t xml:space="preserve">Tenders to address: LITGRID AB,  </w:t>
+              <w:t xml:space="preserve">Tenders to address: LITGRID AB, </w:t>
             </w:r>
             <w:r>
               <w:rPr>
@@ -32786,7 +32786,7 @@
                 <w:szCs w:val="20"/>
                 <w:lang w:val="en-GB"/>
               </w:rPr>
-              <w:t xml:space="preserve">The Successful Supplier does not sign the  Contract or refuses to conclude it under the conditions specified in the Procurement </w:t>
+              <w:t xml:space="preserve">The Successful Supplier does not sign the Contract or refuses to conclude it under the conditions specified in the Procurement </w:t>
             </w:r>
             <w:r>
               <w:rPr>
@@ -32977,7 +32977,7 @@
                 <w:sz w:val="20"/>
                 <w:szCs w:val="20"/>
               </w:rPr>
-              <w:t xml:space="preserve"> darbo dienos,  privalės pateikti užpildytą </w:t>
+              <w:t xml:space="preserve"> darbo dienos, privalės pateikti užpildytą </w:t>
             </w:r>
             <w:r>
               <w:rPr>
@@ -34557,7 +34557,7 @@
                 <w:sz w:val="20"/>
                 <w:szCs w:val="20"/>
               </w:rPr>
-              <w:t xml:space="preserve">  privalės pateikti</w:t>
+              <w:t xml:space="preserve"> privalės pateikti</w:t>
             </w:r>
             <w:r>
               <w:rPr>
@@ -34853,7 +34853,7 @@
                 <w:sz w:val="20"/>
                 <w:szCs w:val="20"/>
               </w:rPr>
-              <w:t xml:space="preserve">  IR SUTARTIES ĮVYKDYMO UŽTIKRINIMAS</w:t>
+              <w:t xml:space="preserve"> IR SUTARTIES ĮVYKDYMO UŽTIKRINIMAS</w:t>
             </w:r>
           </w:p>
         </w:tc>
@@ -40503,7 +40503,7 @@
           <w:sz w:val="16"/>
           <w:szCs w:val="16"/>
         </w:rPr>
-        <w:t xml:space="preserve"> Tiekėjo finansinis stabilumas ir patikimumas; Tiekėjui taikomos/taikytos sankcijos ir kiti tarptautiniai ribojimai;  Veiklos vykdymas  trečiose šalyse; Veiklos partnerio naudos gavėjų įtakos ir ryšių su Perkančiuoju subjektu; Tiekėjo, jį kontroliuojančių asmenų nusikalstama veika arba ikiteisminiai tyrimai,  vykstantys teismo procesai dėl nusikalstamos veikos; Tiekėjo (ne) taikomos priemonės korupcijos rizikai valdyti, pinigų plovimo ir teroristų finansavimo prevencijai užtikrinti; Tiekėjo akcininkų, dalininkų, dalyvių, vadovų ar kolegialių ir (ar) valdymo organų reputacija.</w:t>
+        <w:t xml:space="preserve"> Tiekėjo finansinis stabilumas ir patikimumas; Tiekėjui taikomos/taikytos sankcijos ir kiti tarptautiniai ribojimai; Veiklos vykdymas trečiose šalyse; Veiklos partnerio naudos gavėjų įtakos ir ryšių su Perkančiuoju subjektu; Tiekėjo, jį kontroliuojančių asmenų nusikalstama veika arba ikiteisminiai tyrimai, vykstantys teismo procesai dėl nusikalstamos veikos; Tiekėjo (ne) taikomos priemonės korupcijos rizikai valdyti, pinigų plovimo ir teroristų finansavimo prevencijai užtikrinti; Tiekėjo akcininkų, dalininkų, dalyvių, vadovų ar kolegialių ir (ar) valdymo organų reputacija.</w:t>
       </w:r>
     </w:p>
     <w:p>

--- a/PP-salygos/templates/ND_LTEN_SPS.docx
+++ b/PP-salygos/templates/ND_LTEN_SPS.docx
@@ -16726,7 +16726,7 @@
                 <w:szCs w:val="20"/>
                 <w:lang w:val="en-GB"/>
               </w:rPr>
-              <w:t xml:space="preserve">are the employees of the Supplier / Economic entity on whose capacities the Supplier relies on to meet the Qualification Requirements (as indicated in </w:t>
+              <w:t xml:space="preserve">are the employees of the Supplier / Economic entity on whose capacities the Supplier relies to meet the Qualification Requirements (as indicated in </w:t>
             </w:r>
             <w:r>
               <w:rPr>
@@ -25749,7 +25749,7 @@
                 <w:szCs w:val="20"/>
                 <w:lang w:val="en-GB"/>
               </w:rPr>
-              <w:t xml:space="preserve"> that are not registered (the Supplier, the Sub-supplier, a member of the Supplier group, the Economic entity on whose capacities the Supplier relies on, the Quasi-Sub-supplier, a natural person is not a permanent resident or has a citizenship) in a member state of the European Union, member state of the North Atlantic Treaty Organization or in a third country which is a signatory to the international agreements referred to in Article 29 (4) of the LP.</w:t>
+              <w:t xml:space="preserve"> that are not registered (the Supplier, the Sub-supplier, a member of the Supplier group, the Economic entity on whose capacities the Supplier relies, the Quasi-Sub-supplier, a natural person is not a permanent resident or has a citizenship) in a member state of the European Union, member state of the North Atlantic Treaty Organization or in a third country which is a signatory to the international agreements referred to in Article 29 (4) of the LP.</w:t>
             </w:r>
           </w:p>
           <w:commentRangeEnd w:id="19"/>

--- a/PP-salygos/templates/ND_LTEN_SPS.docx
+++ b/PP-salygos/templates/ND_LTEN_SPS.docx
@@ -24537,7 +24537,7 @@
                 <w:sz w:val="20"/>
                 <w:szCs w:val="20"/>
               </w:rPr>
-              <w:t>Pirkime negali dalyvauti Tiekėjai, Subtiekėjai, Tiekėjų grupės nariai, Ūkio subjektai, kurių pajėgumais remiamasi, kuriems ar jų siūlomų prekių gamintojui, juos kontroliuojantiems juridiniams ir (ar) fiziniams asmenims taikomos Jungtinių Tautų saugumo tarybos, Europos Sąjungos, kitų tarptautinių organizacijų, kurių narė yra arba kuriose dalyvauja Lietuvos Respublika bei Jungtinių Amerikos Valstijų sankcijos (ribojamosios priemonės).</w:t>
+              <w:t>Pirkime negali dalyvauti Tiekėjai, Subtiekėjai, Tiekėjų grupės nariai, Ūkio subjektai, kurių pajėgumais remiamasi, kuriems ar jų siūlomų prekių gamintojui, juos kontroliuojantiems juridiniams ir (ar) fiziniams asmenims taikomos Jungtinių Tautų saugumo tarybos, Europos Sąjungos, kitų tarptautinių organizacijų, kurių narė yra arba kuriose dalyvauja Lietuvos Respublika, bei Jungtinių Amerikos Valstijų sankcijos (ribojamosios priemonės).</w:t>
             </w:r>
           </w:p>
         </w:tc>
@@ -25700,7 +25700,7 @@
                 <w:sz w:val="20"/>
                 <w:szCs w:val="20"/>
               </w:rPr>
-              <w:t>Pirkime negali dalyvauti Tiekėjai, Subtiekėjai, Tiekėjų grupės nariai, Ūkio subjektai, kurių pajėgumais remiamasi , kurie nėra registruoti (Tiekėjas, Tiekėjų grupės narys, Subtiekėjas, Ūkio subjektas, kurio pajėgumais remiamasi, Kvazisubtiekėjas, kuris yra fizinis asmuo – nuolat gyvenantis ar turintys pilietybę) Europos Sąjungos valstybėje narėje, Šiaurės Atlanto sutarties organizacijos valstybėje narėje ar trečiojoje šalyje, pasirašiusioje PĮ 29 straipsnio 4 dalyje nurodytus tarptautinius susitarimus.</w:t>
+              <w:t>Pirkime negali dalyvauti Tiekėjai, Subtiekėjai, Tiekėjų grupės nariai, Ūkio subjektai, kurių pajėgumais remiamasi , kurie nėra registruoti (jeigu Tiekėjas, Tiekėjų grupės narys, Subtiekėjas, Ūkio subjektas, kurio pajėgumais remiamasi, ar Kvazisubtiekėjas yra fizinis asmuo – nuolat gyvenantis ar turintis pilietybę) Europos Sąjungos valstybėje narėje, Šiaurės Atlanto sutarties organizacijos valstybėje narėje ar trečiojoje šalyje, pasirašiusioje PĮ 29 straipsnio 4 dalyje nurodytus tarptautinius susitarimus.</w:t>
             </w:r>
             <w:r>
               <w:rPr>

--- a/PP-salygos/templates/ND_LTEN_SPS.docx
+++ b/PP-salygos/templates/ND_LTEN_SPS.docx
@@ -35307,7 +35307,7 @@
                 <w:sz w:val="20"/>
                 <w:szCs w:val="20"/>
               </w:rPr>
-              <w:t xml:space="preserve"> Eur. Laimėjęs Tiekėjas pateikia Sutarties užtikrinimo įvykdymo užtikrinimą iki </w:t>
+              <w:t xml:space="preserve"> Eur. Laimėjęs Tiekėjas pateikia Sutarties įvykdymo užtikrinimą iki </w:t>
             </w:r>
             <w:r>
               <w:rPr>

--- a/PP-salygos/templates/ND_LTEN_SPS.docx
+++ b/PP-salygos/templates/ND_LTEN_SPS.docx
@@ -16356,7 +16356,7 @@
                 <w:sz w:val="20"/>
                 <w:szCs w:val="20"/>
               </w:rPr>
-              <w:t>SPS 6 priedo 2 priedėlį</w:t>
+              <w:t>SPS 5 priedo 2 priedėlį</w:t>
             </w:r>
             <w:r>
               <w:rPr>
@@ -16436,7 +16436,7 @@
                 <w:szCs w:val="20"/>
                 <w:lang w:val="en-US"/>
               </w:rPr>
-              <w:t xml:space="preserve">Appendix 2 to Annex 6 to the SPC </w:t>
+              <w:t xml:space="preserve">Appendix 2 to Annex 5 to the SPC </w:t>
             </w:r>
             <w:r>
               <w:rPr>
@@ -28372,7 +28372,7 @@
                 <w:sz w:val="20"/>
                 <w:szCs w:val="20"/>
               </w:rPr>
-              <w:t xml:space="preserve">SPS 6 priedo </w:t>
+              <w:t xml:space="preserve">SPS 5 priedo </w:t>
             </w:r>
             <w:r>
               <w:rPr>
@@ -28429,7 +28429,7 @@
                 <w:szCs w:val="20"/>
                 <w:lang w:val="en-US"/>
               </w:rPr>
-              <w:t>Annex 6 to the SPC</w:t>
+              <w:t>Annex 5 to the SPC</w:t>
             </w:r>
             <w:r>
               <w:rPr>

--- a/PP-salygos/templates/ND_LTEN_SPS.docx
+++ b/PP-salygos/templates/ND_LTEN_SPS.docx
@@ -21457,7 +21457,7 @@
                 <w:lang w:val="en-GB"/>
               </w:rPr>
               <w:lastRenderedPageBreak/>
-              <w:t xml:space="preserve">The Government of the Republic of Lithuania, in accordance with the criteria established in the Law on the Protection of Objects Important for Ensuring National Security, has adopted a decision confirming that the entities specified in Clauses 1 </w:t>
+              <w:t xml:space="preserve">The Government of the Republic of Lithuania, in accordance with the criteria established in the Law on the Protection of Objects Important for Ensuring National Security, has not adopted a decision confirming that the entities specified in Clauses 1 and 2 of this table, or the transaction intended to be concluded (concluded) with them,</w:t>
             </w:r>
             <w:r>
               <w:rPr>
@@ -21467,7 +21467,7 @@
                 <w:lang w:val="en-GB"/>
               </w:rPr>
               <w:lastRenderedPageBreak/>
-              <w:t>and / or 2 of this table do not meet national security interests;</w:t>
+              <w:t xml:space="preserve"> do not meet national security interests;</w:t>
             </w:r>
           </w:p>
         </w:tc>

--- a/PP-salygos/templates/ND_LTEN_SPS.docx
+++ b/PP-salygos/templates/ND_LTEN_SPS.docx
@@ -11487,7 +11487,7 @@
                 <w:szCs w:val="20"/>
                 <w:lang w:val="en-GB"/>
               </w:rPr>
-              <w:t>Certificates confirming the absence of grounds for exclusion are not required. The contracting authority will request them only if there are reasonable doubts about the supplier's reliability.</w:t>
+              <w:t>Certificates confirming the absence of grounds for exclusion are not required. The contracting entity will request them only if there are reasonable doubts about the supplier's reliability.</w:t>
             </w:r>
           </w:p>
         </w:tc>

--- a/PP-salygos/templates/ND_LTEN_SPS.docx
+++ b/PP-salygos/templates/ND_LTEN_SPS.docx
@@ -1378,7 +1378,7 @@
                 <w:szCs w:val="20"/>
                 <w:lang w:val="en"/>
               </w:rPr>
-              <w:t>In accordance with to Article 80 (2) of the Procurement Law, the Contracting Entity may evaluate the Initial Tender and not to negotiate, not to invite the Supplier to submit the Final Tender and consider the Initial Tender as the Final Tender, if at least one received Initial Tender meets the requirements of the Procurement Conditions and the price of the Initial Tender is acceptable and suitable for the Contracting Entity.</w:t>
+              <w:t>In accordance with Article 80 (2) of the Procurement Law, the Contracting Entity may evaluate the Initial Tender and not to negotiate, not to invite the Supplier to submit the Final Tender and consider the Initial Tender as the Final Tender, if at least one received Initial Tender meets the requirements of the Procurement Conditions and the price of the Initial Tender is acceptable and suitable for the Contracting Entity.</w:t>
             </w:r>
           </w:p>
           <w:p>
@@ -1504,7 +1504,7 @@
                 <w:szCs w:val="20"/>
                 <w:lang w:val="en"/>
               </w:rPr>
-              <w:t>Regarding to Article 80 (2) of the Procurement Law, the Contracting Entity may evaluate the Initial Tender, negotiate and not invite the Supplier to submit the Final Tender, but to record the details of the Tender in the Minutes of Negotiation, which are considered as final.</w:t>
+              <w:t>In accordance with Article 80 (2) of the Procurement Law, the Contracting Entity may evaluate the Initial Tender, negotiate and not invite the Supplier to submit the Final Tender, but to record the details of the Tender in the Minutes of Negotiation, which are considered as final.</w:t>
             </w:r>
             <w:r>
               <w:rPr>
@@ -1901,7 +1901,7 @@
                 <w:szCs w:val="20"/>
                 <w:lang w:val="en-GB"/>
               </w:rPr>
-              <w:t xml:space="preserve"> conditions, if such request is received no later than 6 days before the deadline for submission of Tenders. The Contracting Entity will respond to such requests no later than 4 days before the deadline for submission of Tenders . The application must be submitted by means of CPP IS.</w:t>
+              <w:t xml:space="preserve"> conditions, if such request is received no later than 6 days before the deadline for submission of Tenders. The Contracting Entity will respond to such requests no later than 4 days before the deadline for submission of Tenders. The application must be submitted by means of CPP IS.</w:t>
             </w:r>
           </w:p>
         </w:tc>
@@ -28363,7 +28363,7 @@
                 <w:sz w:val="20"/>
                 <w:szCs w:val="20"/>
               </w:rPr>
-              <w:t xml:space="preserve">Užpildytas ir pasirašytas deklaracijas, patvirtinančias sutikimą būti Subtiekėju, Ūkio subjektu, kurio pajėgumais remiamasi Perkančiojo subjekto atliekamame Pirkime, ar/ar Kvazisubtiekėjo sutikimą būti įdarbintu Pirkimo laimėjimo atveju pagal </w:t>
+              <w:t xml:space="preserve">Užpildytas ir pasirašytas deklaracijas, patvirtinančias sutikimą būti Subtiekėju, Ūkio subjektu, kurio pajėgumais remiamasi Perkančiojo subjekto atliekamame Pirkime, ir/ar Kvazisubtiekėjo sutikimą būti įdarbintu Pirkimo laimėjimo atveju pagal </w:t>
             </w:r>
             <w:r>
               <w:rPr>
@@ -28870,7 +28870,7 @@
                 <w:szCs w:val="20"/>
                 <w:lang w:val="en-GB"/>
               </w:rPr>
-              <w:t xml:space="preserve">A duly completed and signed Declaration of Compliance with the National Security Requirements in accordance with the SPS Annex </w:t>
+              <w:t xml:space="preserve">A duly completed and signed Declaration of Compliance with the National Security Requirements in accordance with the form of Annex </w:t>
             </w:r>
             <w:r>
               <w:rPr>
@@ -28890,7 +28890,7 @@
                 <w:szCs w:val="20"/>
                 <w:lang w:val="en-GB"/>
               </w:rPr>
-              <w:t xml:space="preserve"> form</w:t>
+              <w:t xml:space="preserve"> to the SPC</w:t>
             </w:r>
             <w:r>
               <w:rPr>

--- a/PP-salygos/templates/ND_LTEN_SPS.docx
+++ b/PP-salygos/templates/ND_LTEN_SPS.docx
@@ -1901,7 +1901,7 @@
                 <w:szCs w:val="20"/>
                 <w:lang w:val="en-GB"/>
               </w:rPr>
-              <w:t xml:space="preserve"> conditions, if such request is received no later than 6 days before the deadline for submission of Tenders. The Contracting Entity will respond to such requests no later than 4 days before the deadline for submission of Tenders. The application must be submitted by means of CPP IS.</w:t>
+              <w:t xml:space="preserve"> conditions, if such request is received no later than 6 days before the deadline for submission of Tenders. The Contracting Entity will respond to such requests no later than 4 days before the deadline for submission of Tenders. The request must be submitted by means of CPP IS.</w:t>
             </w:r>
           </w:p>
         </w:tc>
@@ -2009,7 +2009,7 @@
                 <w:szCs w:val="20"/>
                 <w:lang w:val="en-GB"/>
               </w:rPr>
-              <w:t xml:space="preserve"> an international procurement, the Contracting Entity will respond in writing to each Supplier's written request regarding the requirements set out in the Procurement conditions, if such request is received no later than 9 days before the deadline for submission of Tenders. The Contracting Entity will respond to such requests no later than 6 days before the deadline for submission of Tenders. The application must be submitted by means of CPP IS.</w:t>
+              <w:t xml:space="preserve"> an international procurement, the Contracting Entity will respond in writing to each Supplier's written request regarding the requirements set out in the Procurement conditions, if such request is received no later than 9 days before the deadline for submission of Tenders. The Contracting Entity will respond to such requests no later than 6 days before the deadline for submission of Tenders. The request must be submitted by means of CPP IS.</w:t>
             </w:r>
           </w:p>
         </w:tc>
@@ -29551,7 +29551,7 @@
                 <w:sz w:val="20"/>
                 <w:szCs w:val="20"/>
               </w:rPr>
-              <w:t>.</w:t>
+              <w:t>. Vadovaujantis Pirkimų įstatymo 75 str. 3 dalimi, Perkantysis subjektas gali nesiderėti ir sudaryti Sutartį su Pirminį pasiūlymą pateikusiu Tiekėju.</w:t>
             </w:r>
           </w:p>
         </w:tc>
@@ -29719,7 +29719,7 @@
                 <w:szCs w:val="20"/>
                 <w:lang w:val="en-GB"/>
               </w:rPr>
-              <w:t xml:space="preserve"> will be requested after the Negotiations).</w:t>
+              <w:t xml:space="preserve"> will be requested after the Negotiations). In accordance with Article 75 (3) of the Procurement Law, the Contracting Entity may decide not to negotiate and conclude the Contract with the Supplier who submitted the Initial Tender.</w:t>
             </w:r>
           </w:p>
         </w:tc>
@@ -31310,7 +31310,7 @@
                 <w:sz w:val="20"/>
                 <w:szCs w:val="20"/>
               </w:rPr>
-              <w:t xml:space="preserve">Galutiniu </w:t>
+              <w:t xml:space="preserve">Pirminiu </w:t>
             </w:r>
             <w:r>
               <w:rPr>
@@ -31361,7 +31361,7 @@
                 <w:sz w:val="20"/>
                 <w:szCs w:val="20"/>
               </w:rPr>
-              <w:t xml:space="preserve">Galutinių </w:t>
+              <w:t xml:space="preserve">Pirminių </w:t>
             </w:r>
             <w:r>
               <w:rPr>
@@ -31502,15 +31502,15 @@
                 <w:sz w:val="20"/>
                 <w:szCs w:val="20"/>
               </w:rPr>
-              <w:t xml:space="preserve">Galutinių </w:t>
-            </w:r>
-            <w:r>
-              <w:rPr>
-                <w:rFonts w:ascii="Arial" w:hAnsi="Arial" w:cs="Arial"/>
-                <w:sz w:val="20"/>
-                <w:szCs w:val="20"/>
-              </w:rPr>
-              <w:t>pasiūlymų pateikimo termino pabaigos ir joje turi būti nurodytas garantijos galiojimo terminas.</w:t>
+              <w:t xml:space="preserve">Pirminių </w:t>
+            </w:r>
+            <w:r>
+              <w:rPr>
+                <w:rFonts w:ascii="Arial" w:hAnsi="Arial" w:cs="Arial"/>
+                <w:sz w:val="20"/>
+                <w:szCs w:val="20"/>
+              </w:rPr>
+              <w:t>pasiūlymų pateikimo termino pabaigos ir joje turi būti nurodytas garantijos galiojimo terminas. Jeigu bus prašoma pateikti Galutinį pasiūlymą, banko garantija turi galioti tiek pat dienų po Galutinių pasiūlymų pateikimo termino pabaigos; prireikus Tiekėjas ją pratęsia ir pratęsimą pateikia kartu su Galutiniu pasiūlymu.</w:t>
             </w:r>
           </w:p>
         </w:tc>
@@ -31566,7 +31566,7 @@
                 <w:szCs w:val="20"/>
                 <w:lang w:val="en-GB"/>
               </w:rPr>
-              <w:t xml:space="preserve">Final </w:t>
+              <w:t xml:space="preserve">Initial </w:t>
             </w:r>
             <w:r>
               <w:rPr>
@@ -31685,7 +31685,7 @@
                 <w:szCs w:val="20"/>
                 <w:lang w:val="en-GB"/>
               </w:rPr>
-              <w:t xml:space="preserve">Final </w:t>
+              <w:t xml:space="preserve">Initial </w:t>
             </w:r>
             <w:r>
               <w:rPr>
@@ -31950,16 +31950,16 @@
                 <w:szCs w:val="20"/>
                 <w:lang w:val="en-GB"/>
               </w:rPr>
-              <w:t xml:space="preserve">Final </w:t>
-            </w:r>
-            <w:r>
-              <w:rPr>
-                <w:rFonts w:ascii="Arial" w:hAnsi="Arial" w:cs="Arial"/>
-                <w:sz w:val="20"/>
-                <w:szCs w:val="20"/>
-                <w:lang w:val="en-GB"/>
-              </w:rPr>
-              <w:t>Tenders and must specify the term of validity of the guarantee.</w:t>
+              <w:t xml:space="preserve">Initial </w:t>
+            </w:r>
+            <w:r>
+              <w:rPr>
+                <w:rFonts w:ascii="Arial" w:hAnsi="Arial" w:cs="Arial"/>
+                <w:sz w:val="20"/>
+                <w:szCs w:val="20"/>
+                <w:lang w:val="en-GB"/>
+              </w:rPr>
+              <w:t>Tenders and must specify the term of validity of the guarantee. If the Final Tender is requested, the bank guarantee must remain valid for the same number of days after the deadline for submission of Final Tenders; if necessary, the Supplier shall extend it and submit the extension together with the Final Tender.</w:t>
             </w:r>
           </w:p>
         </w:tc>
@@ -32658,47 +32658,47 @@
                 <w:szCs w:val="20"/>
                 <w:lang w:val="en-GB"/>
               </w:rPr>
-              <w:t xml:space="preserve">does not provide a copy of the Procurement Contract </w:t>
-            </w:r>
-            <w:r>
-              <w:rPr>
-                <w:rFonts w:ascii="Arial" w:hAnsi="Arial" w:cs="Arial"/>
-                <w:color w:val="FF0000"/>
-                <w:sz w:val="20"/>
-                <w:szCs w:val="20"/>
-                <w:lang w:val="en-GB"/>
-              </w:rPr>
-              <w:t>s</w:t>
-            </w:r>
-            <w:r>
-              <w:rPr>
-                <w:rFonts w:ascii="Arial" w:hAnsi="Arial" w:cs="Arial"/>
-                <w:color w:val="FF0000"/>
-                <w:sz w:val="20"/>
-                <w:szCs w:val="20"/>
-                <w:lang w:val="en-GB"/>
-              </w:rPr>
-              <w:t xml:space="preserve">ecurity and the designer’s compulsory civil liability insurance certificate (policy) specified in the Procurement </w:t>
-            </w:r>
-            <w:r>
-              <w:rPr>
-                <w:rFonts w:ascii="Arial" w:hAnsi="Arial" w:cs="Arial"/>
-                <w:color w:val="FF0000"/>
-                <w:sz w:val="20"/>
-                <w:szCs w:val="20"/>
-                <w:lang w:val="en-GB"/>
-              </w:rPr>
-              <w:t>d</w:t>
-            </w:r>
-            <w:r>
-              <w:rPr>
-                <w:rFonts w:ascii="Arial" w:hAnsi="Arial" w:cs="Arial"/>
-                <w:color w:val="FF0000"/>
-                <w:sz w:val="20"/>
-                <w:szCs w:val="20"/>
-                <w:lang w:val="en-GB"/>
-              </w:rPr>
-              <w:t>ocuments and the list of managers</w:t>
+              <w:t xml:space="preserve">does not provide the original of the Procurement Contract security and a copy of the designer’s compulsory civil liability insurance certificate (policy) specified in the Procurement documents</w:t>
+            </w:r>
+            <w:r>
+              <w:rPr>
+                <w:rFonts w:ascii="Arial" w:hAnsi="Arial" w:cs="Arial"/>
+                <w:color w:val="FF0000"/>
+                <w:sz w:val="20"/>
+                <w:szCs w:val="20"/>
+                <w:lang w:val="en-GB"/>
+              </w:rPr>
+              <w:t/>
+            </w:r>
+            <w:r>
+              <w:rPr>
+                <w:rFonts w:ascii="Arial" w:hAnsi="Arial" w:cs="Arial"/>
+                <w:color w:val="FF0000"/>
+                <w:sz w:val="20"/>
+                <w:szCs w:val="20"/>
+                <w:lang w:val="en-GB"/>
+              </w:rPr>
+              <w:t xml:space="preserve"/>
+            </w:r>
+            <w:r>
+              <w:rPr>
+                <w:rFonts w:ascii="Arial" w:hAnsi="Arial" w:cs="Arial"/>
+                <w:color w:val="FF0000"/>
+                <w:sz w:val="20"/>
+                <w:szCs w:val="20"/>
+                <w:lang w:val="en-GB"/>
+              </w:rPr>
+              <w:t/>
+            </w:r>
+            <w:r>
+              <w:rPr>
+                <w:rFonts w:ascii="Arial" w:hAnsi="Arial" w:cs="Arial"/>
+                <w:color w:val="FF0000"/>
+                <w:sz w:val="20"/>
+                <w:szCs w:val="20"/>
+                <w:lang w:val="en-GB"/>
+              </w:rPr>
+              <w:t/>
             </w:r>
             <w:r>
               <w:rPr>
@@ -33333,7 +33333,7 @@
                 <w:szCs w:val="20"/>
                 <w:lang w:val="en-GB"/>
               </w:rPr>
-              <w:t xml:space="preserve"> Contract performance guarantee, a copy of the designer's compulsory civil liability insurance certificate (policy) and the list of managers, fails to provide the required explanations of the Tender, </w:t>
+              <w:t xml:space="preserve"> Contract performance guarantee, a copy of the designer's compulsory civil liability insurance certificate (policy), fails to provide the required explanations of the Tender, </w:t>
             </w:r>
             <w:r>
               <w:rPr>
@@ -33736,7 +33736,7 @@
                 <w:szCs w:val="20"/>
                 <w:lang w:val="en-GB"/>
               </w:rPr>
-              <w:t>Contract performance guarantee, a copy of the designer's compulsory civil liability insurance certificate (policy) and the list of managers, fails to provide the required explanations of the Tender</w:t>
+              <w:t>Contract performance guarantee, a copy of the designer's compulsory civil liability insurance certificate (policy), fails to provide the required explanations of the Tender</w:t>
             </w:r>
             <w:r>
               <w:rPr>
@@ -34137,7 +34137,7 @@
                 <w:szCs w:val="20"/>
                 <w:lang w:val="en-GB"/>
               </w:rPr>
-              <w:t>Contract performance guarantee, a copy of the designer's compulsory civil liability insurance certificate (policy) and the list of managers</w:t>
+              <w:t>Contract performance guarantee, a copy of the designer's compulsory civil liability insurance certificate (policy)</w:t>
             </w:r>
             <w:r>
               <w:rPr>

--- a/PP-salygos/templates/ND_LTEN_SPS.docx
+++ b/PP-salygos/templates/ND_LTEN_SPS.docx
@@ -39103,7 +39103,7 @@
 
 <file path=word/comments.xml><?xml version="1.0" encoding="utf-8"?>
 <w:comments xmlns:wpc="http://schemas.microsoft.com/office/word/2010/wordprocessingCanvas" xmlns:cx="http://schemas.microsoft.com/office/drawing/2014/chartex" xmlns:cx1="http://schemas.microsoft.com/office/drawing/2015/9/8/chartex" xmlns:cx2="http://schemas.microsoft.com/office/drawing/2015/10/21/chartex" xmlns:cx3="http://schemas.microsoft.com/office/drawing/2016/5/9/chartex" xmlns:cx4="http://schemas.microsoft.com/office/drawing/2016/5/10/chartex" xmlns:cx5="http://schemas.microsoft.com/office/drawing/2016/5/11/chartex" xmlns:cx6="http://schemas.microsoft.com/office/drawing/2016/5/12/chartex" xmlns:cx7="http://schemas.microsoft.com/office/drawing/2016/5/13/chartex" xmlns:cx8="http://schemas.microsoft.com/office/drawing/2016/5/14/chartex" xmlns:mc="http://schemas.openxmlformats.org/markup-compatibility/2006" xmlns:aink="http://schemas.microsoft.com/office/drawing/2016/ink" xmlns:am3d="http://schemas.microsoft.com/office/drawing/2017/model3d" xmlns:o="urn:schemas-microsoft-com:office:office" xmlns:oel="http://schemas.microsoft.com/office/2019/extlst" xmlns:r="http://schemas.openxmlformats.org/officeDocument/2006/relationships" xmlns:m="http://schemas.openxmlformats.org/officeDocument/2006/math" xmlns:v="urn:schemas-microsoft-com:vml" xmlns:wp14="http://schemas.microsoft.com/office/word/2010/wordprocessingDrawing" xmlns:wp="http://schemas.openxmlformats.org/drawingml/2006/wordprocessingDrawing" xmlns:w10="urn:schemas-microsoft-com:office:word" xmlns:w="http://schemas.openxmlformats.org/wordprocessingml/2006/main" xmlns:w14="http://schemas.microsoft.com/office/word/2010/wordml" xmlns:w15="http://schemas.microsoft.com/office/word/2012/wordml" xmlns:w16cex="http://schemas.microsoft.com/office/word/2018/wordml/cex" xmlns:w16cid="http://schemas.microsoft.com/office/word/2016/wordml/cid" xmlns:w16="http://schemas.microsoft.com/office/word/2018/wordml" xmlns:w16du="http://schemas.microsoft.com/office/word/2023/wordml/word16du" xmlns:w16sdtdh="http://schemas.microsoft.com/office/word/2020/wordml/sdtdatahash" xmlns:w16sdtfl="http://schemas.microsoft.com/office/word/2024/wordml/sdtformatlock" xmlns:w16se="http://schemas.microsoft.com/office/word/2015/wordml/symex" xmlns:wpg="http://schemas.microsoft.com/office/word/2010/wordprocessingGroup" xmlns:wpi="http://schemas.microsoft.com/office/word/2010/wordprocessingInk" xmlns:wne="http://schemas.microsoft.com/office/word/2006/wordml" xmlns:wps="http://schemas.microsoft.com/office/word/2010/wordprocessingShape" mc:Ignorable="w14 w15 w16se w16cid w16 w16cex w16sdtdh w16sdtfl w16du wp14">
-  <w:comment w:id="6" w:author="Edita Kazakevičienė" w:date="2023-01-17T15:38:00Z" w:initials="EK">
+  <w:comment w:id="6" w:author="Author" w:date="2023-01-17T15:38:00Z" w:initials="A">
     <w:p>
       <w:pPr>
         <w:pStyle w:val="CommentText"/>
@@ -39144,7 +39144,7 @@
       </w:r>
     </w:p>
   </w:comment>
-  <w:comment w:id="8" w:author="Edita Kazakevičienė" w:date="2026-05-18T16:36:00Z" w:initials="EK">
+  <w:comment w:id="8" w:author="Author" w:date="2026-05-18T16:36:00Z" w:initials="A">
     <w:p>
       <w:pPr>
         <w:pStyle w:val="CommentText"/>
@@ -39160,7 +39160,7 @@
       </w:r>
     </w:p>
   </w:comment>
-  <w:comment w:id="9" w:author="Edita Kazakevičienė" w:date="2026-05-25T10:44:00Z" w:initials="EK">
+  <w:comment w:id="9" w:author="Author" w:date="2026-05-25T10:44:00Z" w:initials="A">
     <w:p>
       <w:pPr>
         <w:pStyle w:val="CommentText"/>
@@ -39176,7 +39176,7 @@
       </w:r>
     </w:p>
   </w:comment>
-  <w:comment w:id="10" w:author="Brigita Kuliešiūtė" w:date="2021-06-03T14:08:00Z" w:initials="BK">
+  <w:comment w:id="10" w:author="Author" w:date="2021-06-03T14:08:00Z" w:initials="A">
     <w:p>
       <w:pPr>
         <w:pStyle w:val="CommentText"/>
@@ -39192,7 +39192,7 @@
       </w:r>
     </w:p>
   </w:comment>
-  <w:comment w:id="11" w:author="Brigita Kuliešiūtė" w:date="2023-03-02T16:07:00Z" w:initials="BK">
+  <w:comment w:id="11" w:author="Author" w:date="2023-03-02T16:07:00Z" w:initials="A">
     <w:p>
       <w:pPr>
         <w:pStyle w:val="CommentText"/>
@@ -39208,7 +39208,7 @@
       </w:r>
     </w:p>
   </w:comment>
-  <w:comment w:id="12" w:author="Edita Kazakevičienė" w:date="2023-01-18T07:00:00Z" w:initials="EK">
+  <w:comment w:id="12" w:author="Author" w:date="2023-01-18T07:00:00Z" w:initials="A">
     <w:p>
       <w:pPr>
         <w:pStyle w:val="CommentText"/>
@@ -39224,7 +39224,7 @@
       </w:r>
     </w:p>
   </w:comment>
-  <w:comment w:id="13" w:author="Edita Kazakevičienė" w:date="2023-01-16T21:09:00Z" w:initials="EK">
+  <w:comment w:id="13" w:author="Author" w:date="2023-01-16T21:09:00Z" w:initials="A">
     <w:p>
       <w:pPr>
         <w:pStyle w:val="CommentText"/>
@@ -39281,7 +39281,7 @@
       </w:r>
     </w:p>
   </w:comment>
-  <w:comment w:id="14" w:author="Edita Kazakevičienė" w:date="2023-03-01T15:09:00Z" w:initials="EK">
+  <w:comment w:id="14" w:author="Author" w:date="2023-03-01T15:09:00Z" w:initials="A">
     <w:p>
       <w:pPr>
         <w:pStyle w:val="CommentText"/>
@@ -39308,7 +39308,7 @@
       </w:r>
     </w:p>
   </w:comment>
-  <w:comment w:id="15" w:author="Edita Kazakevičienė" w:date="2025-06-17T16:56:00Z" w:initials="EK">
+  <w:comment w:id="15" w:author="Author" w:date="2025-06-17T16:56:00Z" w:initials="A">
     <w:p>
       <w:pPr>
         <w:pStyle w:val="CommentText"/>
@@ -39324,7 +39324,7 @@
       </w:r>
     </w:p>
   </w:comment>
-  <w:comment w:id="16" w:author="Edita Kazakevičienė" w:date="2023-01-02T15:55:00Z" w:initials="EK">
+  <w:comment w:id="16" w:author="Author" w:date="2023-01-02T15:55:00Z" w:initials="A">
     <w:p>
       <w:pPr>
         <w:pStyle w:val="CommentText"/>
@@ -39344,7 +39344,7 @@
       </w:r>
     </w:p>
   </w:comment>
-  <w:comment w:id="17" w:author="Edita Kazakevičienė" w:date="2023-01-18T14:12:00Z" w:initials="EK">
+  <w:comment w:id="17" w:author="Author" w:date="2023-01-18T14:12:00Z" w:initials="A">
     <w:p>
       <w:pPr>
         <w:pStyle w:val="CommentText"/>
@@ -39371,7 +39371,7 @@
       </w:r>
     </w:p>
   </w:comment>
-  <w:comment w:id="18" w:author="Edita Kazakevičienė" w:date="2023-01-17T16:38:00Z" w:initials="EK">
+  <w:comment w:id="18" w:author="Author" w:date="2023-01-17T16:38:00Z" w:initials="A">
     <w:p>
       <w:pPr>
         <w:pStyle w:val="CommentText"/>
@@ -39387,7 +39387,7 @@
       </w:r>
     </w:p>
   </w:comment>
-  <w:comment w:id="19" w:author="Edita Kazakevičienė" w:date="2023-01-17T18:25:00Z" w:initials="EK">
+  <w:comment w:id="19" w:author="Author" w:date="2023-01-17T18:25:00Z" w:initials="A">
     <w:p>
       <w:pPr>
         <w:pStyle w:val="CommentText"/>
@@ -39403,7 +39403,7 @@
       </w:r>
     </w:p>
   </w:comment>
-  <w:comment w:id="20" w:author="Brigita Kuliešiūtė" w:date="2023-03-02T16:15:00Z" w:initials="BK">
+  <w:comment w:id="20" w:author="Author" w:date="2023-03-02T16:15:00Z" w:initials="A">
     <w:p>
       <w:pPr>
         <w:pStyle w:val="CommentText"/>
@@ -39419,7 +39419,7 @@
       </w:r>
     </w:p>
   </w:comment>
-  <w:comment w:id="23" w:author="Brigita Kuliešiūtė" w:date="2023-03-02T16:15:00Z" w:initials="BK">
+  <w:comment w:id="23" w:author="Author" w:date="2023-03-02T16:15:00Z" w:initials="A">
     <w:p>
       <w:pPr>
         <w:pStyle w:val="CommentText"/>
@@ -39435,7 +39435,7 @@
       </w:r>
     </w:p>
   </w:comment>
-  <w:comment w:id="27" w:author="Edita Kazakevičienė" w:date="2023-01-17T07:58:00Z" w:initials="EK">
+  <w:comment w:id="27" w:author="Author" w:date="2023-01-17T07:58:00Z" w:initials="A">
     <w:p>
       <w:pPr>
         <w:pStyle w:val="CommentText"/>
@@ -39455,7 +39455,7 @@
       </w:r>
     </w:p>
   </w:comment>
-  <w:comment w:id="28" w:author="Edita Kazakevičienė" w:date="2023-01-19T07:18:00Z" w:initials="EK">
+  <w:comment w:id="28" w:author="Author" w:date="2023-01-19T07:18:00Z" w:initials="A">
     <w:p>
       <w:pPr>
         <w:pStyle w:val="CommentText"/>
@@ -39471,7 +39471,7 @@
       </w:r>
     </w:p>
   </w:comment>
-  <w:comment w:id="29" w:author="Edita Kazakevičienė" w:date="2024-03-19T15:30:00Z" w:initials="EK">
+  <w:comment w:id="29" w:author="Author" w:date="2024-03-19T15:30:00Z" w:initials="A">
     <w:p>
       <w:pPr>
         <w:pStyle w:val="CommentText"/>
@@ -39487,7 +39487,7 @@
       </w:r>
     </w:p>
   </w:comment>
-  <w:comment w:id="30" w:author="Edita Kazakevičienė" w:date="2026-09-21T13:21:00Z" w:initials="EK">
+  <w:comment w:id="30" w:author="Author" w:date="2026-09-21T13:21:00Z" w:initials="A">
     <w:p>
       <w:pPr>
         <w:pStyle w:val="CommentText"/>
@@ -39503,7 +39503,7 @@
       </w:r>
     </w:p>
   </w:comment>
-  <w:comment w:id="35" w:author="Edita Kazakevičienė" w:date="2025-05-22T10:47:00Z" w:initials="EK">
+  <w:comment w:id="35" w:author="Author" w:date="2025-05-22T10:47:00Z" w:initials="A">
     <w:p>
       <w:pPr>
         <w:pStyle w:val="CommentText"/>
@@ -39519,7 +39519,7 @@
       </w:r>
     </w:p>
   </w:comment>
-  <w:comment w:id="39" w:author="Brigita Kuliešiūtė" w:date="2021-09-30T14:13:00Z" w:initials="BK">
+  <w:comment w:id="39" w:author="Author" w:date="2021-09-30T14:13:00Z" w:initials="A">
     <w:p>
       <w:pPr>
         <w:pStyle w:val="CommentText"/>
@@ -39535,7 +39535,7 @@
       </w:r>
     </w:p>
   </w:comment>
-  <w:comment w:id="40" w:author="Agnietė Stankevičienė" w:date="2022-04-05T12:28:00Z" w:initials="AS">
+  <w:comment w:id="40" w:author="Author" w:date="2022-04-05T12:28:00Z" w:initials="A">
     <w:p>
       <w:pPr>
         <w:pStyle w:val="CommentText"/>
@@ -42384,15 +42384,9 @@
 
 <file path=word/people.xml><?xml version="1.0" encoding="utf-8"?>
 <w15:people xmlns:wpc="http://schemas.microsoft.com/office/word/2010/wordprocessingCanvas" xmlns:cx="http://schemas.microsoft.com/office/drawing/2014/chartex" xmlns:cx1="http://schemas.microsoft.com/office/drawing/2015/9/8/chartex" xmlns:cx2="http://schemas.microsoft.com/office/drawing/2015/10/21/chartex" xmlns:cx3="http://schemas.microsoft.com/office/drawing/2016/5/9/chartex" xmlns:cx4="http://schemas.microsoft.com/office/drawing/2016/5/10/chartex" xmlns:cx5="http://schemas.microsoft.com/office/drawing/2016/5/11/chartex" xmlns:cx6="http://schemas.microsoft.com/office/drawing/2016/5/12/chartex" xmlns:cx7="http://schemas.microsoft.com/office/drawing/2016/5/13/chartex" xmlns:cx8="http://schemas.microsoft.com/office/drawing/2016/5/14/chartex" xmlns:mc="http://schemas.openxmlformats.org/markup-compatibility/2006" xmlns:aink="http://schemas.microsoft.com/office/drawing/2016/ink" xmlns:am3d="http://schemas.microsoft.com/office/drawing/2017/model3d" xmlns:o="urn:schemas-microsoft-com:office:office" xmlns:oel="http://schemas.microsoft.com/office/2019/extlst" xmlns:r="http://schemas.openxmlformats.org/officeDocument/2006/relationships" xmlns:m="http://schemas.openxmlformats.org/officeDocument/2006/math" xmlns:v="urn:schemas-microsoft-com:vml" xmlns:wp14="http://schemas.microsoft.com/office/word/2010/wordprocessingDrawing" xmlns:wp="http://schemas.openxmlformats.org/drawingml/2006/wordprocessingDrawing" xmlns:w10="urn:schemas-microsoft-com:office:word" xmlns:w="http://schemas.openxmlformats.org/wordprocessingml/2006/main" xmlns:w14="http://schemas.microsoft.com/office/word/2010/wordml" xmlns:w15="http://schemas.microsoft.com/office/word/2012/wordml" xmlns:w16cex="http://schemas.microsoft.com/office/word/2018/wordml/cex" xmlns:w16cid="http://schemas.microsoft.com/office/word/2016/wordml/cid" xmlns:w16="http://schemas.microsoft.com/office/word/2018/wordml" xmlns:w16du="http://schemas.microsoft.com/office/word/2023/wordml/word16du" xmlns:w16sdtdh="http://schemas.microsoft.com/office/word/2020/wordml/sdtdatahash" xmlns:w16sdtfl="http://schemas.microsoft.com/office/word/2024/wordml/sdtformatlock" xmlns:w16se="http://schemas.microsoft.com/office/word/2015/wordml/symex" xmlns:wpg="http://schemas.microsoft.com/office/word/2010/wordprocessingGroup" xmlns:wpi="http://schemas.microsoft.com/office/word/2010/wordprocessingInk" xmlns:wne="http://schemas.microsoft.com/office/word/2006/wordml" xmlns:wps="http://schemas.microsoft.com/office/word/2010/wordprocessingShape" mc:Ignorable="w14 w15 w16se w16cid w16 w16cex w16sdtdh w16sdtfl w16du wp14">
-  <w15:person w15:author="Edita Kazakevičienė">
-    <w15:presenceInfo w15:providerId="AD" w15:userId="S::Edita.Kazakeviciene@litgrid.eu::e8913e2d-8ce1-4152-8210-de9f3089851d"/>
-  </w15:person>
-  <w15:person w15:author="Brigita Kuliešiūtė">
-    <w15:presenceInfo w15:providerId="AD" w15:userId="S::Brigita.Kuliesiute@litgrid.eu::337c79b4-6750-47f0-b035-49d5d1d782fe"/>
-  </w15:person>
-  <w15:person w15:author="Agnietė Stankevičienė">
-    <w15:presenceInfo w15:providerId="AD" w15:userId="S::Agniete.Stankeviciene@litgrid.eu::71bafee1-fd8d-43fa-bc73-f8f221e35f7c"/>
-  </w15:person>
+  <w15:person w15:author="Author"/>
+  <w15:person w15:author="Author"/>
+  <w15:person w15:author="Author"/>
 </w15:people>
 </file>
 
